--- a/exports/diagrams/BeModelEAgreement-en.docx
+++ b/exports/diagrams/BeModelEAgreement-en.docx
@@ -208,7 +208,7 @@
       <w:r>
         <w:drawing>
           <wp:inline xmlns:a="http://schemas.openxmlformats.org/drawingml/2006/main" xmlns:pic="http://schemas.openxmlformats.org/drawingml/2006/picture">
-            <wp:extent cx="5760720" cy="643933"/>
+            <wp:extent cx="5760720" cy="11521440"/>
             <wp:docPr id="1" name="Picture 1"/>
             <wp:cNvGraphicFramePr>
               <a:graphicFrameLocks noChangeAspect="1"/>
@@ -229,7 +229,7 @@
                   <pic:spPr>
                     <a:xfrm>
                       <a:off x="0" y="0"/>
-                      <a:ext cx="5760720" cy="643933"/>
+                      <a:ext cx="5760720" cy="11521440"/>
                     </a:xfrm>
                     <a:prstGeom prst="rect"/>
                   </pic:spPr>

--- a/exports/diagrams/BeModelEAgreement-en.docx
+++ b/exports/diagrams/BeModelEAgreement-en.docx
@@ -208,7 +208,7 @@
       <w:r>
         <w:drawing>
           <wp:inline xmlns:a="http://schemas.openxmlformats.org/drawingml/2006/main" xmlns:pic="http://schemas.openxmlformats.org/drawingml/2006/picture">
-            <wp:extent cx="5760720" cy="11521440"/>
+            <wp:extent cx="3749039" cy="7498078"/>
             <wp:docPr id="1" name="Picture 1"/>
             <wp:cNvGraphicFramePr>
               <a:graphicFrameLocks noChangeAspect="1"/>
@@ -229,7 +229,7 @@
                   <pic:spPr>
                     <a:xfrm>
                       <a:off x="0" y="0"/>
-                      <a:ext cx="5760720" cy="11521440"/>
+                      <a:ext cx="3749039" cy="7498078"/>
                     </a:xfrm>
                     <a:prstGeom prst="rect"/>
                   </pic:spPr>
@@ -252,7 +252,7 @@
       <w:r>
         <w:drawing>
           <wp:inline xmlns:a="http://schemas.openxmlformats.org/drawingml/2006/main" xmlns:pic="http://schemas.openxmlformats.org/drawingml/2006/picture">
-            <wp:extent cx="5760720" cy="8465754"/>
+            <wp:extent cx="5102243" cy="7498079"/>
             <wp:docPr id="2" name="Picture 2"/>
             <wp:cNvGraphicFramePr>
               <a:graphicFrameLocks noChangeAspect="1"/>
@@ -273,7 +273,7 @@
                   <pic:spPr>
                     <a:xfrm>
                       <a:off x="0" y="0"/>
-                      <a:ext cx="5760720" cy="8465754"/>
+                      <a:ext cx="5102243" cy="7498079"/>
                     </a:xfrm>
                     <a:prstGeom prst="rect"/>
                   </pic:spPr>
